--- a/official-word-generator/assets/base-official-template-before-fusion.docx
+++ b/official-word-generator/assets/base-official-template-before-fusion.docx
@@ -934,8 +934,6 @@
     </w:pPr>
     <w:rPr>
       <w:rFonts w:asciiTheme="majorHAnsi" w:eastAsiaTheme="majorEastAsia" w:hAnsiTheme="majorHAnsi" w:cstheme="majorBidi" w:ascii="Times New Roman" w:hAnsi="Times New Roman" w:eastAsia="黑体"/>
-      <w:b/>
-      <w:bCs/>
       <w:color w:val="000000"/>
       <w:sz w:val="32"/>
       <w:szCs w:val="26"/>

--- a/official-word-generator/assets/base-official-template-before-fusion.docx
+++ b/official-word-generator/assets/base-official-template-before-fusion.docx
@@ -12713,6 +12713,20 @@
     <w:uiPriority w:val="14"/>
     <w:qFormat/>
   </w:style>
+  <w:style w:type="paragraph" w:customStyle="1" w:styleId="????">
+    <w:name w:val="????"/>
+    <w:pPr>
+      <w:spacing w:before="0" w:after="0" w:line="240" w:lineRule="auto"/>
+      <w:jc w:val="center"/>
+      <w:ind/>
+    </w:pPr>
+    <w:rPr>
+      <w:rFonts w:ascii="Times New Roman" w:hAnsi="Times New Roman" w:eastAsia="??_GB2312"/>
+      <w:b/>
+      <w:color w:val="000000"/>
+      <w:sz w:val="32"/>
+    </w:rPr>
+  </w:style>
 </w:styles>
 </file>
 
